--- a/二《人类文明的终极战歌，科技的最终顶点》延展补充篇1.docx
+++ b/二《人类文明的终极战歌，科技的最终顶点》延展补充篇1.docx
@@ -5,6 +5,7 @@
     <w:p>
       <w:pPr>
         <w:rPr>
+          <w:rFonts w:hint="eastAsia"/>
           <w:b/>
           <w:bCs/>
         </w:rPr>
@@ -4309,7 +4310,6 @@
     <w:p>
       <w:pPr>
         <w:rPr>
-          <w:rFonts w:hint="eastAsia"/>
           <w:b/>
           <w:bCs/>
           <w:szCs w:val="22"/>
@@ -4324,45 +4324,62 @@
         </w:rPr>
         <w:t>————————————</w:t>
       </w:r>
-      <w:r>
-        <w:rPr>
-          <w:b/>
-          <w:bCs/>
-          <w:szCs w:val="22"/>
-        </w:rPr>
-        <w:br/>
-      </w:r>
-      <w:r>
-        <w:rPr>
-          <w:rFonts w:hint="eastAsia"/>
-          <w:b/>
-          <w:bCs/>
-          <w:szCs w:val="22"/>
-        </w:rPr>
-        <w:t>————————————</w:t>
-      </w:r>
-    </w:p>
-    <w:p>
-      <w:pPr>
-        <w:rPr>
-          <w:rFonts w:hint="eastAsia"/>
-          <w:szCs w:val="22"/>
-        </w:rPr>
-      </w:pPr>
-      <w:r>
-        <w:rPr>
-          <w:rFonts w:hint="eastAsia"/>
-          <w:szCs w:val="22"/>
-        </w:rPr>
-        <w:t xml:space="preserve">                              下面人文</w:t>
-      </w:r>
-    </w:p>
-    <w:p>
-      <w:pPr>
-        <w:rPr>
-          <w:rFonts w:hint="eastAsia"/>
-        </w:rPr>
-      </w:pPr>
+    </w:p>
+    <w:p>
+      <w:pPr>
+        <w:rPr>
+          <w:b/>
+          <w:bCs/>
+          <w:szCs w:val="22"/>
+        </w:rPr>
+      </w:pPr>
+    </w:p>
+    <w:p>
+      <w:pPr>
+        <w:rPr>
+          <w:b/>
+          <w:bCs/>
+          <w:szCs w:val="22"/>
+        </w:rPr>
+      </w:pPr>
+    </w:p>
+    <w:p>
+      <w:pPr>
+        <w:rPr>
+          <w:b/>
+          <w:bCs/>
+          <w:szCs w:val="22"/>
+        </w:rPr>
+      </w:pPr>
+    </w:p>
+    <w:p>
+      <w:pPr>
+        <w:rPr>
+          <w:rFonts w:hint="eastAsia"/>
+          <w:b/>
+          <w:bCs/>
+          <w:szCs w:val="22"/>
+        </w:rPr>
+      </w:pPr>
+      <w:r>
+        <w:rPr>
+          <w:rFonts w:hint="eastAsia"/>
+          <w:b/>
+          <w:bCs/>
+          <w:szCs w:val="22"/>
+        </w:rPr>
+        <w:t xml:space="preserve">                        </w:t>
+      </w:r>
+      <w:r>
+        <w:rPr>
+          <w:rFonts w:hint="eastAsia"/>
+          <w:b/>
+          <w:bCs/>
+          <w:kern w:val="0"/>
+          <w14:ligatures w14:val="none"/>
+        </w:rPr>
+        <w:t>后明理论下我想到的新理论延展推演，得出时间2026年09月   作者：曾后明</w:t>
+      </w:r>
     </w:p>
     <w:sectPr>
       <w:pgSz w:w="11906" w:h="16838"/>
